--- a/ТПИС/ТПИС2.docx
+++ b/ТПИС/ТПИС2.docx
@@ -142,17 +142,25 @@
         <w:ind w:firstLine="0"/>
         <w:jc w:val="center"/>
         <w:rPr>
-          <w:color w:val="000000" w:themeColor="text1"/>
-          <w:szCs w:val="28"/>
-          <w14:textFill>
-            <w14:solidFill>
-              <w14:schemeClr w14:val="tx1"/>
-            </w14:solidFill>
-          </w14:textFill>
-        </w:rPr>
-      </w:pPr>
-      <w:r>
-        <w:t>ВЗАИМОДЕЙСТВИЕ СИСТЕМЫ С ОКРУЖАЮЩЕЙ СРЕДОЙ</w:t>
+          <w:b w:val="0"/>
+          <w:bCs w:val="0"/>
+          <w:color w:val="000000" w:themeColor="text1"/>
+          <w:szCs w:val="28"/>
+          <w14:textFill>
+            <w14:solidFill>
+              <w14:schemeClr w14:val="tx1"/>
+            </w14:solidFill>
+          </w14:textFill>
+        </w:rPr>
+      </w:pPr>
+      <w:r>
+        <w:rPr>
+          <w:rFonts w:hint="default"/>
+          <w:b w:val="0"/>
+          <w:bCs w:val="0"/>
+          <w:lang w:val="ru-RU"/>
+        </w:rPr>
+        <w:t>ОБЕСПЕЧИВАЮЩИЕ ПОДСИСТЕМЫ ИС</w:t>
       </w:r>
     </w:p>
     <w:p>
@@ -179,7 +187,32 @@
             </w14:solidFill>
           </w14:textFill>
         </w:rPr>
-        <w:t>Отчёт по практической работе по дисциплине «Теория систем и системный анализ»</w:t>
+        <w:t>Отчёт по практической работе по дисциплине «</w:t>
+      </w:r>
+      <w:r>
+        <w:rPr>
+          <w:rFonts w:hint="default"/>
+          <w:color w:val="000000" w:themeColor="text1"/>
+          <w:szCs w:val="28"/>
+          <w14:textFill>
+            <w14:solidFill>
+              <w14:schemeClr w14:val="tx1"/>
+            </w14:solidFill>
+          </w14:textFill>
+        </w:rPr>
+        <w:t>Теория проектирования информационных систем</w:t>
+      </w:r>
+      <w:r>
+        <w:rPr>
+          <w:color w:val="000000" w:themeColor="text1"/>
+          <w:szCs w:val="28"/>
+          <w14:textFill>
+            <w14:solidFill>
+              <w14:schemeClr w14:val="tx1"/>
+            </w14:solidFill>
+          </w14:textFill>
+        </w:rPr>
+        <w:t>»</w:t>
       </w:r>
     </w:p>
     <w:p>
@@ -498,39 +531,32 @@
           <w:rFonts w:hint="default"/>
           <w:lang w:val="ru-RU"/>
         </w:rPr>
-        <w:t xml:space="preserve">Аналитическая информационная система представляет собой комплекс программно-технических средств и организационных решений, предназначенных для сбора, обработки, хранения и анализа больших объёмов структурированных и </w:t>
+        <w:t>Аналитическая информационная система представляет собой комплекс программно-технических средств и организационных решений, предназначенных для сбора, обработки, хранения и анализа больших объёмов структурированных и неструктурированных данных с целью выявления скрытых закономерностей, оценки ключевых показателей эффективности и поддержки принятия управленческих решений.</w:t>
+      </w:r>
+    </w:p>
+    <w:p>
+      <w:pPr>
+        <w:bidi w:val="0"/>
+        <w:rPr>
+          <w:rFonts w:hint="default"/>
+          <w:lang w:val="en-US"/>
+        </w:rPr>
+      </w:pPr>
+      <w:r>
+        <w:rPr>
+          <w:rFonts w:hint="default"/>
+        </w:rPr>
+        <w:t>Основные функции</w:t>
+      </w:r>
+      <w:r>
+        <w:rPr>
+          <w:rFonts w:hint="default"/>
+          <w:lang w:val="en-US"/>
+        </w:rPr>
+        <w:t>:</w:t>
       </w:r>
       <w:bookmarkStart w:id="0" w:name="_GoBack"/>
       <w:bookmarkEnd w:id="0"/>
-      <w:r>
-        <w:rPr>
-          <w:rFonts w:hint="default"/>
-          <w:lang w:val="ru-RU"/>
-        </w:rPr>
-        <w:t>неструктурированных данных с целью выявления скрытых закономерностей, оценки ключевых показателей эффективности и поддержки принятия управленческих решений.</w:t>
-      </w:r>
-    </w:p>
-    <w:p>
-      <w:pPr>
-        <w:bidi w:val="0"/>
-        <w:rPr>
-          <w:rFonts w:hint="default"/>
-          <w:lang w:val="en-US"/>
-        </w:rPr>
-      </w:pPr>
-      <w:r>
-        <w:rPr>
-          <w:rFonts w:hint="default"/>
-        </w:rPr>
-        <w:t>Основные функции</w:t>
-      </w:r>
-      <w:r>
-        <w:rPr>
-          <w:rFonts w:hint="default"/>
-          <w:lang w:val="en-US"/>
-        </w:rPr>
-        <w:t>:</w:t>
-      </w:r>
     </w:p>
     <w:p>
       <w:pPr>
@@ -1004,6 +1030,7 @@
         <w:pageBreakBefore w:val="0"/>
         <w:widowControl/>
         <w:numPr>
+          <w:ilvl w:val="0"/>
           <w:numId w:val="0"/>
         </w:numPr>
         <w:tabs>
@@ -1021,13 +1048,6 @@
         <w:jc w:val="center"/>
         <w:textAlignment w:val="auto"/>
       </w:pPr>
-      <w:r>
-        <w:rPr>
-          <w:rFonts w:hint="default"/>
-          <w:lang w:val="ru-RU"/>
-        </w:rPr>
-        <w:t xml:space="preserve"> </w:t>
-      </w:r>
       <w:r>
         <w:drawing>
           <wp:inline distT="0" distB="0" distL="114300" distR="114300">
@@ -1080,6 +1100,7 @@
         <w:pageBreakBefore w:val="0"/>
         <w:widowControl/>
         <w:numPr>
+          <w:ilvl w:val="0"/>
           <w:numId w:val="0"/>
         </w:numPr>
         <w:tabs>
@@ -1094,7 +1115,7 @@
         <w:bidi w:val="0"/>
         <w:adjustRightInd/>
         <w:snapToGrid/>
-        <w:jc w:val="left"/>
+        <w:jc w:val="center"/>
         <w:textAlignment w:val="auto"/>
         <w:rPr>
           <w:rFonts w:hint="default"/>
@@ -1112,13 +1133,13 @@
           <w:rFonts w:hint="default"/>
           <w:lang w:val="ru-RU"/>
         </w:rPr>
-        <w:t xml:space="preserve"> 1 - </w:t>
-      </w:r>
-      <w:r>
-        <w:rPr>
-          <w:rFonts w:hint="default"/>
-        </w:rPr>
-        <w:t>труктура аналитической ИС</w:t>
+        <w:t xml:space="preserve"> 1 — Структура</w:t>
+      </w:r>
+      <w:r>
+        <w:rPr>
+          <w:rFonts w:hint="default"/>
+        </w:rPr>
+        <w:t xml:space="preserve"> аналитической ИС</w:t>
       </w:r>
     </w:p>
     <w:sectPr>
@@ -1842,6 +1863,7 @@
         <w:numId w:val="1"/>
       </w:numPr>
       <w:tabs>
+        <w:tab w:val="left" w:pos="425"/>
         <w:tab w:val="left" w:pos="1134"/>
       </w:tabs>
       <w:spacing w:before="240" w:after="240"/>
